--- a/examples/15-template-strutturato/grasshopper-verified.docx
+++ b/examples/15-template-strutturato/grasshopper-verified.docx
@@ -282,7 +282,7 @@
                         <pic:cNvPicPr/>
                       </pic:nvPicPr>
                       <pic:blipFill>
-                        <a:blip xmlns:p10="http://schemas.openxmlformats.org/officeDocument/2006/relationships" p10:embed="Rc5deb3c2700d42d9"/>
+                        <a:blip xmlns:p10="http://schemas.openxmlformats.org/officeDocument/2006/relationships" p10:embed="R0894d0b9f1984295"/>
                         <a:stretch>
                           <a:fillRect/>
                         </a:stretch>
